--- a/docs/Casi D'Uso.docx
+++ b/docs/Casi D'Uso.docx
@@ -499,25 +499,30 @@
     </w:p>
     <w:p>
       <w:r>
-        <w:t>Caso d'uso 1.4: Eliminazione account</w:t>
-      </w:r>
-    </w:p>
-    <w:p>
-      <w:pPr>
-        <w:numPr>
-          <w:ilvl w:val="0"/>
-          <w:numId w:val="7"/>
-        </w:numPr>
-      </w:pPr>
-      <w:r>
-        <w:t>Breve descrizione: L'utente vuole rimuovere il proprio profilo dal sistema.</w:t>
-      </w:r>
-    </w:p>
-    <w:p>
-      <w:pPr>
-        <w:numPr>
-          <w:ilvl w:val="0"/>
-          <w:numId w:val="7"/>
+        <w:t>Caso d'uso 2: Gestione Prenotazioni</w:t>
+      </w:r>
+    </w:p>
+    <w:p>
+      <w:r>
+        <w:t>Caso d'uso 2.1: Prenotazione Appuntamento</w:t>
+      </w:r>
+    </w:p>
+    <w:p>
+      <w:pPr>
+        <w:numPr>
+          <w:ilvl w:val="0"/>
+          <w:numId w:val="8"/>
+        </w:numPr>
+      </w:pPr>
+      <w:r>
+        <w:t>Breve descrizione: Il cliente vuole visualizzare gli slot liberi e prenotare un servizio.</w:t>
+      </w:r>
+    </w:p>
+    <w:p>
+      <w:pPr>
+        <w:numPr>
+          <w:ilvl w:val="0"/>
+          <w:numId w:val="8"/>
         </w:numPr>
       </w:pPr>
       <w:r>
@@ -528,7 +533,7 @@
       <w:pPr>
         <w:numPr>
           <w:ilvl w:val="0"/>
-          <w:numId w:val="7"/>
+          <w:numId w:val="8"/>
         </w:numPr>
       </w:pPr>
       <w:r>
@@ -539,18 +544,18 @@
       <w:pPr>
         <w:numPr>
           <w:ilvl w:val="0"/>
-          <w:numId w:val="7"/>
-        </w:numPr>
-      </w:pPr>
-      <w:r>
-        <w:t>Precondizioni: L'utente deve aver effettuato il login.</w:t>
-      </w:r>
-    </w:p>
-    <w:p>
-      <w:pPr>
-        <w:numPr>
-          <w:ilvl w:val="0"/>
-          <w:numId w:val="7"/>
+          <w:numId w:val="8"/>
+        </w:numPr>
+      </w:pPr>
+      <w:r>
+        <w:t>Precondizioni: L'utente deve essere autenticato (Login effettuato).</w:t>
+      </w:r>
+    </w:p>
+    <w:p>
+      <w:pPr>
+        <w:numPr>
+          <w:ilvl w:val="0"/>
+          <w:numId w:val="8"/>
         </w:numPr>
       </w:pPr>
       <w:r>
@@ -561,180 +566,44 @@
       <w:pPr>
         <w:numPr>
           <w:ilvl w:val="1"/>
-          <w:numId w:val="7"/>
-        </w:numPr>
-      </w:pPr>
-      <w:r>
-        <w:t>L'utente accede alla propria area riservata.</w:t>
-      </w:r>
-    </w:p>
-    <w:p>
-      <w:pPr>
-        <w:numPr>
-          <w:ilvl w:val="1"/>
-          <w:numId w:val="7"/>
-        </w:numPr>
-      </w:pPr>
-      <w:r>
-        <w:t>Seleziona l'opzione per l'eliminazione del proprio account.</w:t>
-      </w:r>
-    </w:p>
-    <w:p>
-      <w:pPr>
-        <w:numPr>
-          <w:ilvl w:val="1"/>
-          <w:numId w:val="7"/>
-        </w:numPr>
-      </w:pPr>
-      <w:r>
-        <w:t>Il sistema chiede conferma dell'operazione.</w:t>
-      </w:r>
-    </w:p>
-    <w:p>
-      <w:pPr>
-        <w:numPr>
-          <w:ilvl w:val="1"/>
-          <w:numId w:val="7"/>
-        </w:numPr>
-      </w:pPr>
-      <w:r>
-        <w:t>L'account e lo storico associato vengono rimossi.</w:t>
-      </w:r>
-    </w:p>
-    <w:p>
-      <w:pPr>
-        <w:numPr>
-          <w:ilvl w:val="0"/>
-          <w:numId w:val="7"/>
-        </w:numPr>
-      </w:pPr>
-      <w:proofErr w:type="spellStart"/>
+          <w:numId w:val="8"/>
+        </w:numPr>
+      </w:pPr>
+      <w:r>
+        <w:t>L'utente seleziona il servizio desiderato.</w:t>
+      </w:r>
+    </w:p>
+    <w:p>
+      <w:pPr>
+        <w:numPr>
+          <w:ilvl w:val="1"/>
+          <w:numId w:val="8"/>
+        </w:numPr>
+      </w:pPr>
+      <w:r>
+        <w:t>Il sistema mostra una griglia temporale con gli slot disponibili in tempo reale.</w:t>
+      </w:r>
+    </w:p>
+    <w:p>
+      <w:pPr>
+        <w:numPr>
+          <w:ilvl w:val="1"/>
+          <w:numId w:val="8"/>
+        </w:numPr>
+      </w:pPr>
+      <w:r>
+        <w:t>L'utente seleziona data e ora desiderate.</w:t>
+      </w:r>
+    </w:p>
+    <w:p>
+      <w:pPr>
+        <w:numPr>
+          <w:ilvl w:val="1"/>
+          <w:numId w:val="8"/>
+        </w:numPr>
+      </w:pPr>
       <w:r>
         <w:lastRenderedPageBreak/>
-        <w:t>Postcondizioni</w:t>
-      </w:r>
-      <w:proofErr w:type="spellEnd"/>
-      <w:r>
-        <w:t>: L'account dell'utente è eliminato dal sistema.</w:t>
-      </w:r>
-    </w:p>
-    <w:p>
-      <w:pPr>
-        <w:numPr>
-          <w:ilvl w:val="0"/>
-          <w:numId w:val="7"/>
-        </w:numPr>
-      </w:pPr>
-      <w:r>
-        <w:t>Sequenza di eventi alternativi: Nessuna.</w:t>
-      </w:r>
-    </w:p>
-    <w:p>
-      <w:r>
-        <w:t>Caso d'uso 2: Gestione Prenotazioni</w:t>
-      </w:r>
-    </w:p>
-    <w:p>
-      <w:r>
-        <w:t>Caso d'uso 2.1: Prenotazione Appuntamento</w:t>
-      </w:r>
-    </w:p>
-    <w:p>
-      <w:pPr>
-        <w:numPr>
-          <w:ilvl w:val="0"/>
-          <w:numId w:val="8"/>
-        </w:numPr>
-      </w:pPr>
-      <w:r>
-        <w:t>Breve descrizione: Il cliente vuole visualizzare gli slot liberi e prenotare un servizio.</w:t>
-      </w:r>
-    </w:p>
-    <w:p>
-      <w:pPr>
-        <w:numPr>
-          <w:ilvl w:val="0"/>
-          <w:numId w:val="8"/>
-        </w:numPr>
-      </w:pPr>
-      <w:r>
-        <w:t>Attore primario: Cliente</w:t>
-      </w:r>
-    </w:p>
-    <w:p>
-      <w:pPr>
-        <w:numPr>
-          <w:ilvl w:val="0"/>
-          <w:numId w:val="8"/>
-        </w:numPr>
-      </w:pPr>
-      <w:r>
-        <w:t>Attore secondario: Nessuno</w:t>
-      </w:r>
-    </w:p>
-    <w:p>
-      <w:pPr>
-        <w:numPr>
-          <w:ilvl w:val="0"/>
-          <w:numId w:val="8"/>
-        </w:numPr>
-      </w:pPr>
-      <w:r>
-        <w:t>Precondizioni: L'utente deve essere autenticato (Login effettuato).</w:t>
-      </w:r>
-    </w:p>
-    <w:p>
-      <w:pPr>
-        <w:numPr>
-          <w:ilvl w:val="0"/>
-          <w:numId w:val="8"/>
-        </w:numPr>
-      </w:pPr>
-      <w:r>
-        <w:t>Sequenza degli eventi principali:</w:t>
-      </w:r>
-    </w:p>
-    <w:p>
-      <w:pPr>
-        <w:numPr>
-          <w:ilvl w:val="1"/>
-          <w:numId w:val="8"/>
-        </w:numPr>
-      </w:pPr>
-      <w:r>
-        <w:t>L'utente seleziona il servizio desiderato.</w:t>
-      </w:r>
-    </w:p>
-    <w:p>
-      <w:pPr>
-        <w:numPr>
-          <w:ilvl w:val="1"/>
-          <w:numId w:val="8"/>
-        </w:numPr>
-      </w:pPr>
-      <w:r>
-        <w:t>Il sistema mostra una griglia temporale con gli slot disponibili in tempo reale.</w:t>
-      </w:r>
-    </w:p>
-    <w:p>
-      <w:pPr>
-        <w:numPr>
-          <w:ilvl w:val="1"/>
-          <w:numId w:val="8"/>
-        </w:numPr>
-      </w:pPr>
-      <w:r>
-        <w:t>L'utente seleziona data e ora desiderate.</w:t>
-      </w:r>
-    </w:p>
-    <w:p>
-      <w:pPr>
-        <w:numPr>
-          <w:ilvl w:val="1"/>
-          <w:numId w:val="8"/>
-        </w:numPr>
-      </w:pPr>
-      <w:r>
         <w:t>Il sistema esegue il processo automatico "Check Disponibilità".</w:t>
       </w:r>
     </w:p>
@@ -908,7 +777,6 @@
         </w:numPr>
       </w:pPr>
       <w:r>
-        <w:lastRenderedPageBreak/>
         <w:t>Inserisce la sua valutazione/opinione.</w:t>
       </w:r>
     </w:p>
@@ -1030,6 +898,7 @@
         </w:numPr>
       </w:pPr>
       <w:r>
+        <w:lastRenderedPageBreak/>
         <w:t>Sequenza degli eventi principali:</w:t>
       </w:r>
     </w:p>
@@ -1210,132 +1079,132 @@
         </w:numPr>
       </w:pPr>
       <w:r>
+        <w:t>Sequenza di eventi alternativi: Nessuna.</w:t>
+      </w:r>
+    </w:p>
+    <w:p>
+      <w:r>
+        <w:t>Caso d'uso 4.3: Gestione Magazzino</w:t>
+      </w:r>
+    </w:p>
+    <w:p>
+      <w:pPr>
+        <w:numPr>
+          <w:ilvl w:val="0"/>
+          <w:numId w:val="13"/>
+        </w:numPr>
+      </w:pPr>
+      <w:r>
+        <w:t>Breve descrizione: L'amministratore monitora e gestisce le scorte dei prodotti.</w:t>
+      </w:r>
+    </w:p>
+    <w:p>
+      <w:pPr>
+        <w:numPr>
+          <w:ilvl w:val="0"/>
+          <w:numId w:val="13"/>
+        </w:numPr>
+      </w:pPr>
+      <w:r>
+        <w:t>Attore primario: Amministratore</w:t>
+      </w:r>
+    </w:p>
+    <w:p>
+      <w:pPr>
+        <w:numPr>
+          <w:ilvl w:val="0"/>
+          <w:numId w:val="13"/>
+        </w:numPr>
+      </w:pPr>
+      <w:r>
+        <w:t>Attore secondario: Nessuno</w:t>
+      </w:r>
+    </w:p>
+    <w:p>
+      <w:pPr>
+        <w:numPr>
+          <w:ilvl w:val="0"/>
+          <w:numId w:val="13"/>
+        </w:numPr>
+      </w:pPr>
+      <w:r>
+        <w:t>Precondizioni: Accessibile solo all'amministratore (invisibile al cliente).</w:t>
+      </w:r>
+    </w:p>
+    <w:p>
+      <w:pPr>
+        <w:numPr>
+          <w:ilvl w:val="0"/>
+          <w:numId w:val="13"/>
+        </w:numPr>
+      </w:pPr>
+      <w:r>
+        <w:t>Sequenza degli eventi principali:</w:t>
+      </w:r>
+    </w:p>
+    <w:p>
+      <w:pPr>
+        <w:numPr>
+          <w:ilvl w:val="1"/>
+          <w:numId w:val="13"/>
+        </w:numPr>
+      </w:pPr>
+      <w:r>
+        <w:t>L'amministratore accede alla funzionalità di gestione inventario.</w:t>
+      </w:r>
+    </w:p>
+    <w:p>
+      <w:pPr>
+        <w:numPr>
+          <w:ilvl w:val="1"/>
+          <w:numId w:val="13"/>
+        </w:numPr>
+      </w:pPr>
+      <w:r>
+        <w:t>Visualizza lo stato delle scorte (shampoo, lozioni, lame).</w:t>
+      </w:r>
+    </w:p>
+    <w:p>
+      <w:pPr>
+        <w:numPr>
+          <w:ilvl w:val="1"/>
+          <w:numId w:val="13"/>
+        </w:numPr>
+      </w:pPr>
+      <w:r>
+        <w:t>Aggiorna le quantità o rileva la necessità di rifornimento.</w:t>
+      </w:r>
+    </w:p>
+    <w:p>
+      <w:pPr>
+        <w:numPr>
+          <w:ilvl w:val="0"/>
+          <w:numId w:val="13"/>
+        </w:numPr>
+      </w:pPr>
+      <w:proofErr w:type="spellStart"/>
+      <w:r>
+        <w:t>Postcondizioni</w:t>
+      </w:r>
+      <w:proofErr w:type="spellEnd"/>
+      <w:r>
+        <w:t>: L'inventario è aggiornato.</w:t>
+      </w:r>
+    </w:p>
+    <w:p>
+      <w:pPr>
+        <w:numPr>
+          <w:ilvl w:val="0"/>
+          <w:numId w:val="13"/>
+        </w:numPr>
+      </w:pPr>
+      <w:r>
+        <w:t>Sequenza di eventi alternativi: Nessuna.</w:t>
+      </w:r>
+    </w:p>
+    <w:p>
+      <w:r>
         <w:lastRenderedPageBreak/>
-        <w:t>Sequenza di eventi alternativi: Nessuna.</w:t>
-      </w:r>
-    </w:p>
-    <w:p>
-      <w:r>
-        <w:t>Caso d'uso 4.3: Gestione Magazzino</w:t>
-      </w:r>
-    </w:p>
-    <w:p>
-      <w:pPr>
-        <w:numPr>
-          <w:ilvl w:val="0"/>
-          <w:numId w:val="13"/>
-        </w:numPr>
-      </w:pPr>
-      <w:r>
-        <w:t>Breve descrizione: L'amministratore monitora e gestisce le scorte dei prodotti.</w:t>
-      </w:r>
-    </w:p>
-    <w:p>
-      <w:pPr>
-        <w:numPr>
-          <w:ilvl w:val="0"/>
-          <w:numId w:val="13"/>
-        </w:numPr>
-      </w:pPr>
-      <w:r>
-        <w:t>Attore primario: Amministratore</w:t>
-      </w:r>
-    </w:p>
-    <w:p>
-      <w:pPr>
-        <w:numPr>
-          <w:ilvl w:val="0"/>
-          <w:numId w:val="13"/>
-        </w:numPr>
-      </w:pPr>
-      <w:r>
-        <w:t>Attore secondario: Nessuno</w:t>
-      </w:r>
-    </w:p>
-    <w:p>
-      <w:pPr>
-        <w:numPr>
-          <w:ilvl w:val="0"/>
-          <w:numId w:val="13"/>
-        </w:numPr>
-      </w:pPr>
-      <w:r>
-        <w:t>Precondizioni: Accessibile solo all'amministratore (invisibile al cliente).</w:t>
-      </w:r>
-    </w:p>
-    <w:p>
-      <w:pPr>
-        <w:numPr>
-          <w:ilvl w:val="0"/>
-          <w:numId w:val="13"/>
-        </w:numPr>
-      </w:pPr>
-      <w:r>
-        <w:t>Sequenza degli eventi principali:</w:t>
-      </w:r>
-    </w:p>
-    <w:p>
-      <w:pPr>
-        <w:numPr>
-          <w:ilvl w:val="1"/>
-          <w:numId w:val="13"/>
-        </w:numPr>
-      </w:pPr>
-      <w:r>
-        <w:t>L'amministratore accede alla funzionalità di gestione inventario.</w:t>
-      </w:r>
-    </w:p>
-    <w:p>
-      <w:pPr>
-        <w:numPr>
-          <w:ilvl w:val="1"/>
-          <w:numId w:val="13"/>
-        </w:numPr>
-      </w:pPr>
-      <w:r>
-        <w:t>Visualizza lo stato delle scorte (shampoo, lozioni, lame).</w:t>
-      </w:r>
-    </w:p>
-    <w:p>
-      <w:pPr>
-        <w:numPr>
-          <w:ilvl w:val="1"/>
-          <w:numId w:val="13"/>
-        </w:numPr>
-      </w:pPr>
-      <w:r>
-        <w:t>Aggiorna le quantità o rileva la necessità di rifornimento.</w:t>
-      </w:r>
-    </w:p>
-    <w:p>
-      <w:pPr>
-        <w:numPr>
-          <w:ilvl w:val="0"/>
-          <w:numId w:val="13"/>
-        </w:numPr>
-      </w:pPr>
-      <w:proofErr w:type="spellStart"/>
-      <w:r>
-        <w:t>Postcondizioni</w:t>
-      </w:r>
-      <w:proofErr w:type="spellEnd"/>
-      <w:r>
-        <w:t>: L'inventario è aggiornato.</w:t>
-      </w:r>
-    </w:p>
-    <w:p>
-      <w:pPr>
-        <w:numPr>
-          <w:ilvl w:val="0"/>
-          <w:numId w:val="13"/>
-        </w:numPr>
-      </w:pPr>
-      <w:r>
-        <w:t>Sequenza di eventi alternativi: Nessuna.</w:t>
-      </w:r>
-    </w:p>
-    <w:p>
-      <w:r>
         <w:t>Caso d'uso 4.4: Analisi Performance Staff</w:t>
       </w:r>
     </w:p>
